--- a/az/scientists/CV/Word/Akhundov_Ilham_CV_AZ.docx
+++ b/az/scientists/CV/Word/Akhundov_Ilham_CV_AZ.docx
@@ -806,7 +806,7 @@
                 <w:sz w:val="21"/>
                 <w:szCs w:val="21"/>
               </w:rPr>
-              <w:t>Riyaziyyat. CV-də B.S. yazılıb</w:t>
+              <w:t>Riyaziyyat. BSc</w:t>
             </w:r>
           </w:p>
         </w:tc>
